--- a/QUY_TRINH_WORKFLOW_KY_THUAT_KHAO_SAT_METRO_GIS.docx
+++ b/QUY_TRINH_WORKFLOW_KY_THUAT_KHAO_SAT_METRO_GIS.docx
@@ -11,8 +11,8 @@
         <w:rPr>
           <w:rFonts w:ascii="Calibri" w:hAnsi="Calibri"/>
           <w:b/>
-          <w:color w:val="2980B9"/>
-          <w:sz w:val="22"/>
+          <w:color w:val="7A5230"/>
+          <w:sz w:val="21"/>
         </w:rPr>
         <w:t>DỰ ÁN ĐƯỜNG SẮT ĐÔ THỊ TP. HỒ CHÍ MINH (METRO TUYẾN SỐ 2)</w:t>
         <w:br/>
@@ -27,8 +27,8 @@
         <w:rPr>
           <w:rFonts w:ascii="Calibri" w:hAnsi="Calibri"/>
           <w:b/>
-          <w:color w:val="003366"/>
-          <w:sz w:val="31"/>
+          <w:color w:val="4A3525"/>
+          <w:sz w:val="30"/>
         </w:rPr>
         <w:t>THIẾT LẬP WORKFLOW KỸ THUẬT:</w:t>
         <w:br/>
@@ -46,22 +46,22 @@
         <w:rPr>
           <w:rFonts w:ascii="Calibri" w:hAnsi="Calibri"/>
           <w:i/>
-          <w:color w:val="718096"/>
+          <w:color w:val="7D736E"/>
           <w:sz w:val="19"/>
         </w:rPr>
-        <w:t>Tài liệu kỹ thuật chuyên sâu về Luồng Dữ Liệu (Data Pipeline Architecture) — Tháng 09/2026</w:t>
+        <w:t>Tài liệu kỹ thuật chuyên sâu về Luồng Dữ Liệu (Data Pipeline Architecture) — Cập nhật Tháng 09/2026</w:t>
       </w:r>
     </w:p>
     <w:p>
       <w:pPr>
         <w:keepNext/>
-        <w:spacing w:before="360" w:after="120"/>
+        <w:spacing w:before="320" w:after="120"/>
       </w:pPr>
       <w:r>
         <w:rPr>
           <w:rFonts w:ascii="Calibri" w:hAnsi="Calibri"/>
           <w:b/>
-          <w:color w:val="003366"/>
+          <w:color w:val="4A3525"/>
           <w:sz w:val="27"/>
         </w:rPr>
         <w:t>1. SƠ ĐỒ WORKFLOW TỔNG THỂ (END-TO-END TECHNICAL PIPELINE)</w:t>
@@ -75,8 +75,8 @@
         <w:rPr>
           <w:rFonts w:ascii="Calibri" w:hAnsi="Calibri"/>
           <w:i w:val="0"/>
-          <w:color w:val="2D3748"/>
-          <w:sz w:val="21"/>
+          <w:color w:val="2C2523"/>
+          <w:sz w:val="20"/>
         </w:rPr>
         <w:t>Toàn bộ quy trình được thiết kế thành một chuỗi khép kín 5 bước, loại bỏ hoàn toàn các thao tác thủ công (tải ảnh từ Drive, đổi tên thủ công, cắt dán vào Word):</w:t>
       </w:r>
@@ -87,12 +87,12 @@
         <w:jc w:val="center"/>
         <w:tblLook w:firstColumn="1" w:firstRow="1" w:lastColumn="0" w:lastRow="0" w:noHBand="0" w:noVBand="1" w:val="04A0"/>
         <w:tblBorders>
-          <w:top w:val="single" w:sz="4" w:space="0" w:color="D0D7DE"/>
-          <w:left w:val="single" w:sz="4" w:space="0" w:color="D0D7DE"/>
-          <w:bottom w:val="single" w:sz="4" w:space="0" w:color="D0D7DE"/>
-          <w:right w:val="single" w:sz="4" w:space="0" w:color="D0D7DE"/>
-          <w:insideH w:val="single" w:sz="4" w:space="0" w:color="D0D7DE"/>
-          <w:insideV w:val="single" w:sz="4" w:space="0" w:color="D0D7DE"/>
+          <w:top w:val="single" w:sz="4" w:space="0" w:color="D6CBBF"/>
+          <w:left w:val="single" w:sz="4" w:space="0" w:color="D6CBBF"/>
+          <w:bottom w:val="single" w:sz="4" w:space="0" w:color="D6CBBF"/>
+          <w:right w:val="single" w:sz="4" w:space="0" w:color="D6CBBF"/>
+          <w:insideH w:val="single" w:sz="4" w:space="0" w:color="D6CBBF"/>
+          <w:insideV w:val="single" w:sz="4" w:space="0" w:color="D6CBBF"/>
         </w:tblBorders>
       </w:tblPr>
       <w:tblGrid>
@@ -104,7 +104,7 @@
         <w:tc>
           <w:tcPr>
             <w:tcW w:type="dxa" w:w="3154"/>
-            <w:shd w:fill="003366"/>
+            <w:shd w:fill="4A3525"/>
             <w:tcMar>
               <w:top w:w="100" w:type="dxa"/>
               <w:bottom w:w="100" w:type="dxa"/>
@@ -127,7 +127,7 @@
         <w:tc>
           <w:tcPr>
             <w:tcW w:type="dxa" w:w="3154"/>
-            <w:shd w:fill="003366"/>
+            <w:shd w:fill="4A3525"/>
             <w:tcMar>
               <w:top w:w="100" w:type="dxa"/>
               <w:bottom w:w="100" w:type="dxa"/>
@@ -150,7 +150,7 @@
         <w:tc>
           <w:tcPr>
             <w:tcW w:type="dxa" w:w="3154"/>
-            <w:shd w:fill="003366"/>
+            <w:shd w:fill="4A3525"/>
             <w:tcMar>
               <w:top w:w="100" w:type="dxa"/>
               <w:bottom w:w="100" w:type="dxa"/>
@@ -175,7 +175,7 @@
         <w:tc>
           <w:tcPr>
             <w:tcW w:type="dxa" w:w="3154"/>
-            <w:shd w:fill="F8FAFC"/>
+            <w:shd w:fill="FAF7F2"/>
             <w:tcMar>
               <w:top w:w="80" w:type="dxa"/>
               <w:bottom w:w="80" w:type="dxa"/>
@@ -188,7 +188,7 @@
               <w:rPr>
                 <w:rFonts w:ascii="Calibri" w:hAnsi="Calibri"/>
                 <w:b/>
-                <w:color w:val="003366"/>
+                <w:color w:val="4A3525"/>
                 <w:sz w:val="19"/>
               </w:rPr>
               <w:t>Bước 1</w:t>
@@ -198,7 +198,7 @@
         <w:tc>
           <w:tcPr>
             <w:tcW w:type="dxa" w:w="3154"/>
-            <w:shd w:fill="F8FAFC"/>
+            <w:shd w:fill="FAF7F2"/>
             <w:tcMar>
               <w:top w:w="80" w:type="dxa"/>
               <w:bottom w:w="80" w:type="dxa"/>
@@ -211,7 +211,7 @@
               <w:rPr>
                 <w:rFonts w:ascii="Calibri" w:hAnsi="Calibri"/>
                 <w:b/>
-                <w:color w:val="003366"/>
+                <w:color w:val="4A3525"/>
                 <w:sz w:val="19"/>
               </w:rPr>
               <w:t>Format Biểu Mẫu Khảo Sát (Mobile Form)</w:t>
@@ -221,7 +221,7 @@
         <w:tc>
           <w:tcPr>
             <w:tcW w:type="dxa" w:w="3154"/>
-            <w:shd w:fill="F8FAFC"/>
+            <w:shd w:fill="FAF7F2"/>
             <w:tcMar>
               <w:top w:w="80" w:type="dxa"/>
               <w:bottom w:w="80" w:type="dxa"/>
@@ -257,7 +257,7 @@
               <w:rPr>
                 <w:rFonts w:ascii="Calibri" w:hAnsi="Calibri"/>
                 <w:b/>
-                <w:color w:val="003366"/>
+                <w:color w:val="4A3525"/>
                 <w:sz w:val="19"/>
               </w:rPr>
               <w:t>Bước 2</w:t>
@@ -280,7 +280,7 @@
               <w:rPr>
                 <w:rFonts w:ascii="Calibri" w:hAnsi="Calibri"/>
                 <w:b/>
-                <w:color w:val="003366"/>
+                <w:color w:val="4A3525"/>
                 <w:sz w:val="19"/>
               </w:rPr>
               <w:t>Mã Hóa &amp; Đóng Gói Tại Máy Khách (Client-Side)</w:t>
@@ -304,7 +304,7 @@
                 <w:rFonts w:ascii="Calibri" w:hAnsi="Calibri"/>
                 <w:sz w:val="19"/>
               </w:rPr>
-              <w:t>JavaScript tự động đổi tên ảnh theo công thức [Mã_Ga]_[Mã_Mục]_[Timestamp].jpg, tự nén ảnh (Client-side Compression) và đóng Watermark GPS lên góc ảnh.</w:t>
+              <w:t>JavaScript tự động đổi tên ảnh theo công thức [Mã_Ga]_[Mã_Mục]_[Timestamp].jpg, tự nén ảnh và đóng dấu thông tin thực địa lên ảnh.</w:t>
             </w:r>
           </w:p>
         </w:tc>
@@ -313,7 +313,7 @@
         <w:tc>
           <w:tcPr>
             <w:tcW w:type="dxa" w:w="3154"/>
-            <w:shd w:fill="F8FAFC"/>
+            <w:shd w:fill="FAF7F2"/>
             <w:tcMar>
               <w:top w:w="80" w:type="dxa"/>
               <w:bottom w:w="80" w:type="dxa"/>
@@ -326,7 +326,7 @@
               <w:rPr>
                 <w:rFonts w:ascii="Calibri" w:hAnsi="Calibri"/>
                 <w:b/>
-                <w:color w:val="003366"/>
+                <w:color w:val="4A3525"/>
                 <w:sz w:val="19"/>
               </w:rPr>
               <w:t>Bước 3</w:t>
@@ -336,7 +336,7 @@
         <w:tc>
           <w:tcPr>
             <w:tcW w:type="dxa" w:w="3154"/>
-            <w:shd w:fill="F8FAFC"/>
+            <w:shd w:fill="FAF7F2"/>
             <w:tcMar>
               <w:top w:w="80" w:type="dxa"/>
               <w:bottom w:w="80" w:type="dxa"/>
@@ -349,7 +349,7 @@
               <w:rPr>
                 <w:rFonts w:ascii="Calibri" w:hAnsi="Calibri"/>
                 <w:b/>
-                <w:color w:val="003366"/>
+                <w:color w:val="4A3525"/>
                 <w:sz w:val="19"/>
               </w:rPr>
               <w:t>Lưu Trữ Server &amp; Database (Storage &amp; Cloud)</w:t>
@@ -359,7 +359,7 @@
         <w:tc>
           <w:tcPr>
             <w:tcW w:type="dxa" w:w="3154"/>
-            <w:shd w:fill="F8FAFC"/>
+            <w:shd w:fill="FAF7F2"/>
             <w:tcMar>
               <w:top w:w="80" w:type="dxa"/>
               <w:bottom w:w="80" w:type="dxa"/>
@@ -395,7 +395,7 @@
               <w:rPr>
                 <w:rFonts w:ascii="Calibri" w:hAnsi="Calibri"/>
                 <w:b/>
-                <w:color w:val="003366"/>
+                <w:color w:val="4A3525"/>
                 <w:sz w:val="19"/>
               </w:rPr>
               <w:t>Bước 4</w:t>
@@ -418,7 +418,7 @@
               <w:rPr>
                 <w:rFonts w:ascii="Calibri" w:hAnsi="Calibri"/>
                 <w:b/>
-                <w:color w:val="003366"/>
+                <w:color w:val="4A3525"/>
                 <w:sz w:val="19"/>
               </w:rPr>
               <w:t>Pipeline Liên Kết Phần Mềm GIS (Spatial Integration)</w:t>
@@ -451,7 +451,7 @@
         <w:tc>
           <w:tcPr>
             <w:tcW w:type="dxa" w:w="3154"/>
-            <w:shd w:fill="F8FAFC"/>
+            <w:shd w:fill="FAF7F2"/>
             <w:tcMar>
               <w:top w:w="80" w:type="dxa"/>
               <w:bottom w:w="80" w:type="dxa"/>
@@ -464,7 +464,7 @@
               <w:rPr>
                 <w:rFonts w:ascii="Calibri" w:hAnsi="Calibri"/>
                 <w:b/>
-                <w:color w:val="003366"/>
+                <w:color w:val="4A3525"/>
                 <w:sz w:val="19"/>
               </w:rPr>
               <w:t>Bước 5</w:t>
@@ -474,7 +474,7 @@
         <w:tc>
           <w:tcPr>
             <w:tcW w:type="dxa" w:w="3154"/>
-            <w:shd w:fill="F8FAFC"/>
+            <w:shd w:fill="FAF7F2"/>
             <w:tcMar>
               <w:top w:w="80" w:type="dxa"/>
               <w:bottom w:w="80" w:type="dxa"/>
@@ -487,7 +487,7 @@
               <w:rPr>
                 <w:rFonts w:ascii="Calibri" w:hAnsi="Calibri"/>
                 <w:b/>
-                <w:color w:val="003366"/>
+                <w:color w:val="4A3525"/>
                 <w:sz w:val="19"/>
               </w:rPr>
               <w:t>Engine Tự Động Hóa Báo Cáo Word/PDF</w:t>
@@ -497,7 +497,7 @@
         <w:tc>
           <w:tcPr>
             <w:tcW w:type="dxa" w:w="3154"/>
-            <w:shd w:fill="F8FAFC"/>
+            <w:shd w:fill="FAF7F2"/>
             <w:tcMar>
               <w:top w:w="80" w:type="dxa"/>
               <w:bottom w:w="80" w:type="dxa"/>
@@ -525,13 +525,13 @@
     <w:p>
       <w:pPr>
         <w:keepNext/>
-        <w:spacing w:before="360" w:after="120"/>
+        <w:spacing w:before="320" w:after="120"/>
       </w:pPr>
       <w:r>
         <w:rPr>
           <w:rFonts w:ascii="Calibri" w:hAnsi="Calibri"/>
           <w:b/>
-          <w:color w:val="003366"/>
+          <w:color w:val="4A3525"/>
           <w:sz w:val="27"/>
         </w:rPr>
         <w:t>2. BƯỚC 1: FORMAT DỮ LIỆU BIỂU MẪU KHẢO SÁT</w:t>
@@ -545,8 +545,8 @@
         <w:rPr>
           <w:rFonts w:ascii="Calibri" w:hAnsi="Calibri"/>
           <w:i w:val="0"/>
-          <w:color w:val="2D3748"/>
-          <w:sz w:val="21"/>
+          <w:color w:val="2C2523"/>
+          <w:sz w:val="20"/>
         </w:rPr>
         <w:t>Để dữ liệu máy tính có thể đọc và xử lý tự động, biểu mẫu không được tạo tự do mà phải tuân thủ Schema chuẩn hóa:</w:t>
       </w:r>
@@ -560,7 +560,7 @@
         <w:rPr>
           <w:rFonts w:ascii="Calibri" w:hAnsi="Calibri"/>
           <w:b/>
-          <w:color w:val="2980B9"/>
+          <w:color w:val="7A5230"/>
           <w:sz w:val="23"/>
         </w:rPr>
         <w:t>A. Định Danh Vị Trí Khảo Sát (Station Master Data)</w:t>
@@ -574,58 +574,74 @@
         <w:rPr>
           <w:rFonts w:ascii="Calibri" w:hAnsi="Calibri"/>
           <w:i w:val="0"/>
-          <w:color w:val="2D3748"/>
-          <w:sz w:val="21"/>
+          <w:color w:val="2C2523"/>
+          <w:sz w:val="20"/>
         </w:rPr>
         <w:t>Tích hợp sẵn danh mục chuẩn 26 nhà ga Tuyến Metro số 2 (trích xuất từ cơ sở dữ liệu stations_db.json):</w:t>
       </w:r>
     </w:p>
     <w:p>
       <w:pPr>
-        <w:pStyle w:val="ListBullet"/>
         <w:spacing w:before="20" w:after="40" w:line="276" w:lineRule="auto"/>
-        <w:ind w:left="360"/>
+        <w:ind w:left="288"/>
       </w:pPr>
       <w:r>
         <w:rPr>
           <w:rFonts w:ascii="Calibri" w:hAnsi="Calibri"/>
           <w:b/>
-          <w:color w:val="2D3748"/>
-          <w:sz w:val="21"/>
+          <w:color w:val="7A5230"/>
+          <w:sz w:val="20"/>
+        </w:rPr>
+        <w:t xml:space="preserve">–  </w:t>
+      </w:r>
+      <w:r>
+        <w:rPr>
+          <w:rFonts w:ascii="Calibri" w:hAnsi="Calibri"/>
+          <w:b/>
+          <w:color w:val="2C2523"/>
+          <w:sz w:val="20"/>
         </w:rPr>
         <w:t xml:space="preserve">Mã Ga (Station ID): </w:t>
       </w:r>
       <w:r>
         <w:rPr>
           <w:rFonts w:ascii="Calibri" w:hAnsi="Calibri"/>
-          <w:color w:val="2D3748"/>
-          <w:sz w:val="21"/>
+          <w:color w:val="2C2523"/>
+          <w:sz w:val="20"/>
         </w:rPr>
-        <w:t>Trường dữ liệu dạng Dropdown: Khảo sát viên chọn tên hiển thị (ví dụ: S1 - Phan Văn Hớn, S2 - Đông Hưng Thuận, ..., S23 - Ba Sa).</w:t>
+        <w:t>Trường dữ liệu dạng Dropdown: Khảo sát viên chọn tên hiển thị (ví dụ: 'S1 - Phan Văn Hớn', 'S2 - Đông Hưng Thuận', ..., 'S26 - Bến Thành').</w:t>
       </w:r>
     </w:p>
     <w:p>
       <w:pPr>
-        <w:pStyle w:val="ListBullet"/>
         <w:spacing w:before="20" w:after="40" w:line="276" w:lineRule="auto"/>
-        <w:ind w:left="360"/>
+        <w:ind w:left="288"/>
       </w:pPr>
       <w:r>
         <w:rPr>
           <w:rFonts w:ascii="Calibri" w:hAnsi="Calibri"/>
           <w:b/>
-          <w:color w:val="2D3748"/>
-          <w:sz w:val="21"/>
+          <w:color w:val="7A5230"/>
+          <w:sz w:val="20"/>
+        </w:rPr>
+        <w:t xml:space="preserve">–  </w:t>
+      </w:r>
+      <w:r>
+        <w:rPr>
+          <w:rFonts w:ascii="Calibri" w:hAnsi="Calibri"/>
+          <w:b/>
+          <w:color w:val="2C2523"/>
+          <w:sz w:val="20"/>
         </w:rPr>
         <w:t xml:space="preserve">Khóa Hệ Thống: </w:t>
       </w:r>
       <w:r>
         <w:rPr>
           <w:rFonts w:ascii="Calibri" w:hAnsi="Calibri"/>
-          <w:color w:val="2D3748"/>
-          <w:sz w:val="21"/>
+          <w:color w:val="2C2523"/>
+          <w:sz w:val="20"/>
         </w:rPr>
-        <w:t>Hệ thống tự động khóa mã nội bộ (Station_Code = S1) và tọa độ tâm ga danh nghĩa (Lat: 10.836067, Lng: 106.618255).</w:t>
+        <w:t>Hệ thống tự động khóa mã nội bộ (Station_Code = 'S1') và tọa độ tâm ga danh nghĩa (Lat: 10.836067, Lng: 106.618255).</w:t>
       </w:r>
     </w:p>
     <w:p>
@@ -637,7 +653,7 @@
         <w:rPr>
           <w:rFonts w:ascii="Calibri" w:hAnsi="Calibri"/>
           <w:b/>
-          <w:color w:val="2980B9"/>
+          <w:color w:val="7A5230"/>
           <w:sz w:val="23"/>
         </w:rPr>
         <w:t>B. Quy Định 6 Hạng Mục Ảnh Kỹ Thuật Cố Định (Photo Slots)</w:t>
@@ -651,8 +667,8 @@
         <w:rPr>
           <w:rFonts w:ascii="Calibri" w:hAnsi="Calibri"/>
           <w:i w:val="0"/>
-          <w:color w:val="2D3748"/>
-          <w:sz w:val="21"/>
+          <w:color w:val="2C2523"/>
+          <w:sz w:val="20"/>
         </w:rPr>
         <w:t>Thay vì cho phép tải ảnh lộn xộn, Form chia cố định đúng 6 ô chụp ảnh kỹ thuật bắt buộc tại mỗi nhà ga:</w:t>
       </w:r>
@@ -663,12 +679,12 @@
         <w:jc w:val="center"/>
         <w:tblLook w:firstColumn="1" w:firstRow="1" w:lastColumn="0" w:lastRow="0" w:noHBand="0" w:noVBand="1" w:val="04A0"/>
         <w:tblBorders>
-          <w:top w:val="single" w:sz="4" w:space="0" w:color="D0D7DE"/>
-          <w:left w:val="single" w:sz="4" w:space="0" w:color="D0D7DE"/>
-          <w:bottom w:val="single" w:sz="4" w:space="0" w:color="D0D7DE"/>
-          <w:right w:val="single" w:sz="4" w:space="0" w:color="D0D7DE"/>
-          <w:insideH w:val="single" w:sz="4" w:space="0" w:color="D0D7DE"/>
-          <w:insideV w:val="single" w:sz="4" w:space="0" w:color="D0D7DE"/>
+          <w:top w:val="single" w:sz="4" w:space="0" w:color="D6CBBF"/>
+          <w:left w:val="single" w:sz="4" w:space="0" w:color="D6CBBF"/>
+          <w:bottom w:val="single" w:sz="4" w:space="0" w:color="D6CBBF"/>
+          <w:right w:val="single" w:sz="4" w:space="0" w:color="D6CBBF"/>
+          <w:insideH w:val="single" w:sz="4" w:space="0" w:color="D6CBBF"/>
+          <w:insideV w:val="single" w:sz="4" w:space="0" w:color="D6CBBF"/>
         </w:tblBorders>
       </w:tblPr>
       <w:tblGrid>
@@ -680,7 +696,7 @@
         <w:tc>
           <w:tcPr>
             <w:tcW w:type="dxa" w:w="3154"/>
-            <w:shd w:fill="003366"/>
+            <w:shd w:fill="4A3525"/>
             <w:tcMar>
               <w:top w:w="100" w:type="dxa"/>
               <w:bottom w:w="100" w:type="dxa"/>
@@ -703,7 +719,7 @@
         <w:tc>
           <w:tcPr>
             <w:tcW w:type="dxa" w:w="3154"/>
-            <w:shd w:fill="003366"/>
+            <w:shd w:fill="4A3525"/>
             <w:tcMar>
               <w:top w:w="100" w:type="dxa"/>
               <w:bottom w:w="100" w:type="dxa"/>
@@ -726,7 +742,7 @@
         <w:tc>
           <w:tcPr>
             <w:tcW w:type="dxa" w:w="3154"/>
-            <w:shd w:fill="003366"/>
+            <w:shd w:fill="4A3525"/>
             <w:tcMar>
               <w:top w:w="100" w:type="dxa"/>
               <w:bottom w:w="100" w:type="dxa"/>
@@ -751,7 +767,7 @@
         <w:tc>
           <w:tcPr>
             <w:tcW w:type="dxa" w:w="3154"/>
-            <w:shd w:fill="F8FAFC"/>
+            <w:shd w:fill="FAF7F2"/>
             <w:tcMar>
               <w:top w:w="80" w:type="dxa"/>
               <w:bottom w:w="80" w:type="dxa"/>
@@ -764,7 +780,7 @@
               <w:rPr>
                 <w:rFonts w:ascii="Calibri" w:hAnsi="Calibri"/>
                 <w:b/>
-                <w:color w:val="003366"/>
+                <w:color w:val="4A3525"/>
                 <w:sz w:val="19"/>
               </w:rPr>
               <w:t>A1</w:t>
@@ -774,7 +790,7 @@
         <w:tc>
           <w:tcPr>
             <w:tcW w:type="dxa" w:w="3154"/>
-            <w:shd w:fill="F8FAFC"/>
+            <w:shd w:fill="FAF7F2"/>
             <w:tcMar>
               <w:top w:w="80" w:type="dxa"/>
               <w:bottom w:w="80" w:type="dxa"/>
@@ -795,7 +811,7 @@
         <w:tc>
           <w:tcPr>
             <w:tcW w:type="dxa" w:w="3154"/>
-            <w:shd w:fill="F8FAFC"/>
+            <w:shd w:fill="FAF7F2"/>
             <w:tcMar>
               <w:top w:w="80" w:type="dxa"/>
               <w:bottom w:w="80" w:type="dxa"/>
@@ -831,7 +847,7 @@
               <w:rPr>
                 <w:rFonts w:ascii="Calibri" w:hAnsi="Calibri"/>
                 <w:b/>
-                <w:color w:val="003366"/>
+                <w:color w:val="4A3525"/>
                 <w:sz w:val="19"/>
               </w:rPr>
               <w:t>A2</w:t>
@@ -885,7 +901,7 @@
         <w:tc>
           <w:tcPr>
             <w:tcW w:type="dxa" w:w="3154"/>
-            <w:shd w:fill="F8FAFC"/>
+            <w:shd w:fill="FAF7F2"/>
             <w:tcMar>
               <w:top w:w="80" w:type="dxa"/>
               <w:bottom w:w="80" w:type="dxa"/>
@@ -898,7 +914,7 @@
               <w:rPr>
                 <w:rFonts w:ascii="Calibri" w:hAnsi="Calibri"/>
                 <w:b/>
-                <w:color w:val="003366"/>
+                <w:color w:val="4A3525"/>
                 <w:sz w:val="19"/>
               </w:rPr>
               <w:t>A3</w:t>
@@ -908,7 +924,7 @@
         <w:tc>
           <w:tcPr>
             <w:tcW w:type="dxa" w:w="3154"/>
-            <w:shd w:fill="F8FAFC"/>
+            <w:shd w:fill="FAF7F2"/>
             <w:tcMar>
               <w:top w:w="80" w:type="dxa"/>
               <w:bottom w:w="80" w:type="dxa"/>
@@ -929,7 +945,7 @@
         <w:tc>
           <w:tcPr>
             <w:tcW w:type="dxa" w:w="3154"/>
-            <w:shd w:fill="F8FAFC"/>
+            <w:shd w:fill="FAF7F2"/>
             <w:tcMar>
               <w:top w:w="80" w:type="dxa"/>
               <w:bottom w:w="80" w:type="dxa"/>
@@ -965,7 +981,7 @@
               <w:rPr>
                 <w:rFonts w:ascii="Calibri" w:hAnsi="Calibri"/>
                 <w:b/>
-                <w:color w:val="003366"/>
+                <w:color w:val="4A3525"/>
                 <w:sz w:val="19"/>
               </w:rPr>
               <w:t>A4</w:t>
@@ -1019,7 +1035,7 @@
         <w:tc>
           <w:tcPr>
             <w:tcW w:type="dxa" w:w="3154"/>
-            <w:shd w:fill="F8FAFC"/>
+            <w:shd w:fill="FAF7F2"/>
             <w:tcMar>
               <w:top w:w="80" w:type="dxa"/>
               <w:bottom w:w="80" w:type="dxa"/>
@@ -1032,7 +1048,7 @@
               <w:rPr>
                 <w:rFonts w:ascii="Calibri" w:hAnsi="Calibri"/>
                 <w:b/>
-                <w:color w:val="003366"/>
+                <w:color w:val="4A3525"/>
                 <w:sz w:val="19"/>
               </w:rPr>
               <w:t>A5</w:t>
@@ -1042,7 +1058,7 @@
         <w:tc>
           <w:tcPr>
             <w:tcW w:type="dxa" w:w="3154"/>
-            <w:shd w:fill="F8FAFC"/>
+            <w:shd w:fill="FAF7F2"/>
             <w:tcMar>
               <w:top w:w="80" w:type="dxa"/>
               <w:bottom w:w="80" w:type="dxa"/>
@@ -1063,7 +1079,7 @@
         <w:tc>
           <w:tcPr>
             <w:tcW w:type="dxa" w:w="3154"/>
-            <w:shd w:fill="F8FAFC"/>
+            <w:shd w:fill="FAF7F2"/>
             <w:tcMar>
               <w:top w:w="80" w:type="dxa"/>
               <w:bottom w:w="80" w:type="dxa"/>
@@ -1099,7 +1115,7 @@
               <w:rPr>
                 <w:rFonts w:ascii="Calibri" w:hAnsi="Calibri"/>
                 <w:b/>
-                <w:color w:val="003366"/>
+                <w:color w:val="4A3525"/>
                 <w:sz w:val="19"/>
               </w:rPr>
               <w:t>A6</w:t>
@@ -1158,13 +1174,13 @@
     <w:p>
       <w:pPr>
         <w:keepNext/>
-        <w:spacing w:before="360" w:after="120"/>
+        <w:spacing w:before="320" w:after="120"/>
       </w:pPr>
       <w:r>
         <w:rPr>
           <w:rFonts w:ascii="Calibri" w:hAnsi="Calibri"/>
           <w:b/>
-          <w:color w:val="003366"/>
+          <w:color w:val="4A3525"/>
           <w:sz w:val="27"/>
         </w:rPr>
         <w:t>3. BƯỚC 2: THUẬT TOÁN MÃ HÓA &amp; ĐÓNG GÓI TẠI MÁY KHÁCH</w:t>
@@ -1178,8 +1194,8 @@
         <w:rPr>
           <w:rFonts w:ascii="Calibri" w:hAnsi="Calibri"/>
           <w:i w:val="0"/>
-          <w:color w:val="2D3748"/>
-          <w:sz w:val="21"/>
+          <w:color w:val="2C2523"/>
+          <w:sz w:val="20"/>
         </w:rPr>
         <w:t>Khảo sát viên hoàn toàn không phải gõ tên file. Khi chụp hoặc chọn ảnh tại ô khảo sát, JavaScript trên trình duyệt di động lập tức kích hoạt 3 cơ chế ngầm:</w:t>
       </w:r>
@@ -1193,7 +1209,7 @@
         <w:rPr>
           <w:rFonts w:ascii="Calibri" w:hAnsi="Calibri"/>
           <w:b/>
-          <w:color w:val="2980B9"/>
+          <w:color w:val="7A5230"/>
           <w:sz w:val="23"/>
         </w:rPr>
         <w:t>A. Thuật Toán Tự Động Sinh Tên File (Auto-Naming Algorithm)</w:t>
@@ -1207,8 +1223,8 @@
         <w:rPr>
           <w:rFonts w:ascii="Calibri" w:hAnsi="Calibri"/>
           <w:i w:val="0"/>
-          <w:color w:val="2D3748"/>
-          <w:sz w:val="21"/>
+          <w:color w:val="2C2523"/>
+          <w:sz w:val="20"/>
         </w:rPr>
         <w:t>Tên file được chuẩn hóa theo quy tắc bất biến:</w:t>
       </w:r>
@@ -1226,18 +1242,18 @@
         <w:tc>
           <w:tcPr>
             <w:tcW w:type="dxa" w:w="9461"/>
-            <w:shd w:fill="F1F5F9"/>
+            <w:shd w:fill="F4EFE6"/>
             <w:tcMar>
-              <w:top w:w="100" w:type="dxa"/>
-              <w:bottom w:w="100" w:type="dxa"/>
-              <w:left w:w="140" w:type="dxa"/>
-              <w:right w:w="140" w:type="dxa"/>
+              <w:top w:w="80" w:type="dxa"/>
+              <w:bottom w:w="80" w:type="dxa"/>
+              <w:left w:w="120" w:type="dxa"/>
+              <w:right w:w="120" w:type="dxa"/>
             </w:tcMar>
             <w:tcBorders>
-              <w:top w:val="single" w:sz="4" w:space="0" w:color="CBD5E1"/>
-              <w:left w:val="single" w:sz="18" w:space="0" w:color="003366"/>
-              <w:bottom w:val="single" w:sz="4" w:space="0" w:color="CBD5E1"/>
-              <w:right w:val="single" w:sz="4" w:space="0" w:color="CBD5E1"/>
+              <w:top w:val="single" w:sz="4" w:space="0" w:color="D6CBBF"/>
+              <w:left w:val="single" w:sz="18" w:space="0" w:color="4A3525"/>
+              <w:bottom w:val="single" w:sz="4" w:space="0" w:color="D6CBBF"/>
+              <w:right w:val="single" w:sz="4" w:space="0" w:color="D6CBBF"/>
             </w:tcBorders>
           </w:tcPr>
           <w:p>
@@ -1247,7 +1263,7 @@
             <w:r>
               <w:rPr>
                 <w:rFonts w:ascii="Consolas" w:hAnsi="Consolas"/>
-                <w:color w:val="1E293B"/>
+                <w:color w:val="3C2D23"/>
                 <w:sz w:val="17"/>
               </w:rPr>
               <w:t>const fileName = `${stationId}_${categoryCode}_${timestamp}.jpg`;</w:t>
@@ -1272,7 +1288,7 @@
         <w:rPr>
           <w:rFonts w:ascii="Calibri" w:hAnsi="Calibri"/>
           <w:b/>
-          <w:color w:val="2980B9"/>
+          <w:color w:val="7A5230"/>
           <w:sz w:val="23"/>
         </w:rPr>
         <w:t>B. Nén Ảnh Tại Máy Khách (Client-Side Compression)</w:t>
@@ -1286,80 +1302,104 @@
         <w:rPr>
           <w:rFonts w:ascii="Calibri" w:hAnsi="Calibri"/>
           <w:i w:val="0"/>
-          <w:color w:val="2D3748"/>
-          <w:sz w:val="21"/>
+          <w:color w:val="2C2523"/>
+          <w:sz w:val="20"/>
         </w:rPr>
         <w:t>Ảnh chụp từ điện thoại hiện đại có dung lượng rất lớn (5MB - 12MB), nếu tải trực tiếp qua mạng 4G sẽ dễ gây nghẽn, chậm và lỗi timeout:</w:t>
       </w:r>
     </w:p>
     <w:p>
       <w:pPr>
-        <w:pStyle w:val="ListBullet"/>
         <w:spacing w:before="20" w:after="40" w:line="276" w:lineRule="auto"/>
-        <w:ind w:left="360"/>
+        <w:ind w:left="288"/>
       </w:pPr>
       <w:r>
         <w:rPr>
           <w:rFonts w:ascii="Calibri" w:hAnsi="Calibri"/>
           <w:b/>
-          <w:color w:val="2D3748"/>
-          <w:sz w:val="21"/>
+          <w:color w:val="7A5230"/>
+          <w:sz w:val="20"/>
+        </w:rPr>
+        <w:t xml:space="preserve">–  </w:t>
+      </w:r>
+      <w:r>
+        <w:rPr>
+          <w:rFonts w:ascii="Calibri" w:hAnsi="Calibri"/>
+          <w:b/>
+          <w:color w:val="2C2523"/>
+          <w:sz w:val="20"/>
         </w:rPr>
         <w:t xml:space="preserve">Co kích thước: </w:t>
       </w:r>
       <w:r>
         <w:rPr>
           <w:rFonts w:ascii="Calibri" w:hAnsi="Calibri"/>
-          <w:color w:val="2D3748"/>
-          <w:sz w:val="21"/>
+          <w:color w:val="2C2523"/>
+          <w:sz w:val="20"/>
         </w:rPr>
-        <w:t>Sử dụng HTML5 Canvas API để co kích thước tối đa về 1920x1080 (Full HD).</w:t>
+        <w:t>Sử dụng HTML5 Canvas API để co kích thước tối đa về 1920px (chuẩn Full HD).</w:t>
       </w:r>
     </w:p>
     <w:p>
       <w:pPr>
-        <w:pStyle w:val="ListBullet"/>
         <w:spacing w:before="20" w:after="40" w:line="276" w:lineRule="auto"/>
-        <w:ind w:left="360"/>
+        <w:ind w:left="288"/>
       </w:pPr>
       <w:r>
         <w:rPr>
           <w:rFonts w:ascii="Calibri" w:hAnsi="Calibri"/>
           <w:b/>
-          <w:color w:val="2D3748"/>
-          <w:sz w:val="21"/>
+          <w:color w:val="7A5230"/>
+          <w:sz w:val="20"/>
+        </w:rPr>
+        <w:t xml:space="preserve">–  </w:t>
+      </w:r>
+      <w:r>
+        <w:rPr>
+          <w:rFonts w:ascii="Calibri" w:hAnsi="Calibri"/>
+          <w:b/>
+          <w:color w:val="2C2523"/>
+          <w:sz w:val="20"/>
         </w:rPr>
         <w:t xml:space="preserve">Tối ưu dung lượng: </w:t>
       </w:r>
       <w:r>
         <w:rPr>
           <w:rFonts w:ascii="Calibri" w:hAnsi="Calibri"/>
-          <w:color w:val="2D3748"/>
-          <w:sz w:val="21"/>
+          <w:color w:val="2C2523"/>
+          <w:sz w:val="20"/>
         </w:rPr>
-        <w:t>Nén chất lượng JPEG ở mức 0.82 (giảm 85% dung lượng nhưng giữ độ nét sắc sảo từng chi tiết vết nứt, biển báo).</w:t>
+        <w:t>Nén chất lượng JPEG ở mức 0.82 (giảm 85% dung lượng nhưng giữ độ nét rõ ràng từng chi tiết vết nứt, biển báo).</w:t>
       </w:r>
     </w:p>
     <w:p>
       <w:pPr>
-        <w:pStyle w:val="ListBullet"/>
         <w:spacing w:before="20" w:after="40" w:line="276" w:lineRule="auto"/>
-        <w:ind w:left="360"/>
+        <w:ind w:left="288"/>
       </w:pPr>
       <w:r>
         <w:rPr>
           <w:rFonts w:ascii="Calibri" w:hAnsi="Calibri"/>
           <w:b/>
-          <w:color w:val="2D3748"/>
-          <w:sz w:val="21"/>
+          <w:color w:val="7A5230"/>
+          <w:sz w:val="20"/>
+        </w:rPr>
+        <w:t xml:space="preserve">–  </w:t>
+      </w:r>
+      <w:r>
+        <w:rPr>
+          <w:rFonts w:ascii="Calibri" w:hAnsi="Calibri"/>
+          <w:b/>
+          <w:color w:val="2C2523"/>
+          <w:sz w:val="20"/>
         </w:rPr>
         <w:t xml:space="preserve">Tốc độ: </w:t>
       </w:r>
       <w:r>
         <w:rPr>
           <w:rFonts w:ascii="Calibri" w:hAnsi="Calibri"/>
-          <w:color w:val="2D3748"/>
-          <w:sz w:val="21"/>
+          <w:color w:val="2C2523"/>
+          <w:sz w:val="20"/>
         </w:rPr>
         <w:t>Mỗi file ảnh sau nén chỉ còn 600KB - 900KB, gửi lên server chỉ mất dưới 1 giây ngay cả khi sóng 4G chập chờn.</w:t>
       </w:r>
@@ -1373,10 +1413,10 @@
         <w:rPr>
           <w:rFonts w:ascii="Calibri" w:hAnsi="Calibri"/>
           <w:b/>
-          <w:color w:val="2980B9"/>
+          <w:color w:val="7A5230"/>
           <w:sz w:val="23"/>
         </w:rPr>
-        <w:t>C. Đóng Dấu Watermark Tọa Độ &amp; Thời Gian (Proof Watermarking)</w:t>
+        <w:t>C. Đóng Dấu Thông Tin Tọa Độ &amp; Thời Gian (Proof Watermarking)</w:t>
       </w:r>
     </w:p>
     <w:p>
@@ -1387,10 +1427,10 @@
         <w:rPr>
           <w:rFonts w:ascii="Calibri" w:hAnsi="Calibri"/>
           <w:i w:val="0"/>
-          <w:color w:val="2D3748"/>
-          <w:sz w:val="21"/>
+          <w:color w:val="2C2523"/>
+          <w:sz w:val="20"/>
         </w:rPr>
-        <w:t>Canvas tự động in đè một dải băng đen mờ ở góc dưới bức ảnh với nội dung:</w:t>
+        <w:t>Canvas tự động in đè một dải băng mờ ở góc dưới bức ảnh với nội dung:</w:t>
       </w:r>
     </w:p>
     <w:tbl>
@@ -1406,18 +1446,18 @@
         <w:tc>
           <w:tcPr>
             <w:tcW w:type="dxa" w:w="9461"/>
-            <w:shd w:fill="F1F5F9"/>
+            <w:shd w:fill="F4EFE6"/>
             <w:tcMar>
-              <w:top w:w="100" w:type="dxa"/>
-              <w:bottom w:w="100" w:type="dxa"/>
-              <w:left w:w="140" w:type="dxa"/>
-              <w:right w:w="140" w:type="dxa"/>
+              <w:top w:w="80" w:type="dxa"/>
+              <w:bottom w:w="80" w:type="dxa"/>
+              <w:left w:w="120" w:type="dxa"/>
+              <w:right w:w="120" w:type="dxa"/>
             </w:tcMar>
             <w:tcBorders>
-              <w:top w:val="single" w:sz="4" w:space="0" w:color="CBD5E1"/>
-              <w:left w:val="single" w:sz="18" w:space="0" w:color="003366"/>
-              <w:bottom w:val="single" w:sz="4" w:space="0" w:color="CBD5E1"/>
-              <w:right w:val="single" w:sz="4" w:space="0" w:color="CBD5E1"/>
+              <w:top w:val="single" w:sz="4" w:space="0" w:color="D6CBBF"/>
+              <w:left w:val="single" w:sz="18" w:space="0" w:color="4A3525"/>
+              <w:bottom w:val="single" w:sz="4" w:space="0" w:color="D6CBBF"/>
+              <w:right w:val="single" w:sz="4" w:space="0" w:color="D6CBBF"/>
             </w:tcBorders>
           </w:tcPr>
           <w:p>
@@ -1427,7 +1467,7 @@
             <w:r>
               <w:rPr>
                 <w:rFonts w:ascii="Consolas" w:hAnsi="Consolas"/>
-                <w:color w:val="1E293B"/>
+                <w:color w:val="3C2D23"/>
                 <w:sz w:val="17"/>
               </w:rPr>
               <w:t>📍 GA S1 - PHAN VĂN HỚN | MỤC: A1_HIENTRANG</w:t>
@@ -1446,13 +1486,13 @@
     <w:p>
       <w:pPr>
         <w:keepNext/>
-        <w:spacing w:before="360" w:after="120"/>
+        <w:spacing w:before="320" w:after="120"/>
       </w:pPr>
       <w:r>
         <w:rPr>
           <w:rFonts w:ascii="Calibri" w:hAnsi="Calibri"/>
           <w:b/>
-          <w:color w:val="003366"/>
+          <w:color w:val="4A3525"/>
           <w:sz w:val="27"/>
         </w:rPr>
         <w:t>4. BƯỚC 3: THIẾT LẬP LƯU TRỮ MÁY CHỦ (SERVER &amp; STORAGE ARCHITECTURE)</w:t>
@@ -1466,10 +1506,10 @@
         <w:rPr>
           <w:rFonts w:ascii="Calibri" w:hAnsi="Calibri"/>
           <w:i w:val="0"/>
-          <w:color w:val="2D3748"/>
-          <w:sz w:val="21"/>
+          <w:color w:val="2C2523"/>
+          <w:sz w:val="20"/>
         </w:rPr>
-        <w:t>Để khắc phục triệt để lỗi Google Drive ('403 Forbidden', link xem trước không tải được bằng code), hệ thống lưu trữ Server được thiết lập theo mô hình 2 thành phần độc lập:</w:t>
+        <w:t>Để khắc phục triệt để lỗi Google Drive (chặn quyền truy cập API, link xem trước không tải được bằng code), hệ thống lưu trữ Server được thiết lập theo mô hình 2 thành phần độc lập:</w:t>
       </w:r>
     </w:p>
     <w:p>
@@ -1481,7 +1521,7 @@
         <w:rPr>
           <w:rFonts w:ascii="Calibri" w:hAnsi="Calibri"/>
           <w:b/>
-          <w:color w:val="2980B9"/>
+          <w:color w:val="7A5230"/>
           <w:sz w:val="23"/>
         </w:rPr>
         <w:t>A. Cấu Trúc Cơ Sở Dữ Liệu Quan Hệ (Database Schema)</w:t>
@@ -1495,8 +1535,8 @@
         <w:rPr>
           <w:rFonts w:ascii="Calibri" w:hAnsi="Calibri"/>
           <w:i w:val="0"/>
-          <w:color w:val="2D3748"/>
-          <w:sz w:val="21"/>
+          <w:color w:val="2C2523"/>
+          <w:sz w:val="20"/>
         </w:rPr>
         <w:t>Dữ liệu chữ và tọa độ được lưu trong Database (Supabase PostgreSQL hoặc SQLite cục bộ):</w:t>
       </w:r>
@@ -1514,18 +1554,18 @@
         <w:tc>
           <w:tcPr>
             <w:tcW w:type="dxa" w:w="9461"/>
-            <w:shd w:fill="F1F5F9"/>
+            <w:shd w:fill="F4EFE6"/>
             <w:tcMar>
-              <w:top w:w="100" w:type="dxa"/>
-              <w:bottom w:w="100" w:type="dxa"/>
-              <w:left w:w="140" w:type="dxa"/>
-              <w:right w:w="140" w:type="dxa"/>
+              <w:top w:w="80" w:type="dxa"/>
+              <w:bottom w:w="80" w:type="dxa"/>
+              <w:left w:w="120" w:type="dxa"/>
+              <w:right w:w="120" w:type="dxa"/>
             </w:tcMar>
             <w:tcBorders>
-              <w:top w:val="single" w:sz="4" w:space="0" w:color="CBD5E1"/>
-              <w:left w:val="single" w:sz="18" w:space="0" w:color="003366"/>
-              <w:bottom w:val="single" w:sz="4" w:space="0" w:color="CBD5E1"/>
-              <w:right w:val="single" w:sz="4" w:space="0" w:color="CBD5E1"/>
+              <w:top w:val="single" w:sz="4" w:space="0" w:color="D6CBBF"/>
+              <w:left w:val="single" w:sz="18" w:space="0" w:color="4A3525"/>
+              <w:bottom w:val="single" w:sz="4" w:space="0" w:color="D6CBBF"/>
+              <w:right w:val="single" w:sz="4" w:space="0" w:color="D6CBBF"/>
             </w:tcBorders>
           </w:tcPr>
           <w:p>
@@ -1535,7 +1575,7 @@
             <w:r>
               <w:rPr>
                 <w:rFonts w:ascii="Consolas" w:hAnsi="Consolas"/>
-                <w:color w:val="1E293B"/>
+                <w:color w:val="3C2D23"/>
                 <w:sz w:val="17"/>
               </w:rPr>
               <w:t>-- 1. Bảng danh mục 26 Nhà Ga</w:t>
@@ -1616,7 +1656,7 @@
         <w:rPr>
           <w:rFonts w:ascii="Calibri" w:hAnsi="Calibri"/>
           <w:b/>
-          <w:color w:val="2980B9"/>
+          <w:color w:val="7A5230"/>
           <w:sz w:val="23"/>
         </w:rPr>
         <w:t>B. Cây Thư Mục Lưu Trữ File Ảnh Vật Lý (Physical Storage Hierarchy)</w:t>
@@ -1630,8 +1670,8 @@
         <w:rPr>
           <w:rFonts w:ascii="Calibri" w:hAnsi="Calibri"/>
           <w:i w:val="0"/>
-          <w:color w:val="2D3748"/>
-          <w:sz w:val="21"/>
+          <w:color w:val="2C2523"/>
+          <w:sz w:val="20"/>
         </w:rPr>
         <w:t>File ảnh được Server tự động phân phối vào đúng folder của nhà ga tương ứng. Khi tải về máy tính nội bộ, cấu trúc thư mục hoàn toàn ăn khớp:</w:t>
       </w:r>
@@ -1649,18 +1689,18 @@
         <w:tc>
           <w:tcPr>
             <w:tcW w:type="dxa" w:w="9461"/>
-            <w:shd w:fill="F1F5F9"/>
+            <w:shd w:fill="F4EFE6"/>
             <w:tcMar>
-              <w:top w:w="100" w:type="dxa"/>
-              <w:bottom w:w="100" w:type="dxa"/>
-              <w:left w:w="140" w:type="dxa"/>
-              <w:right w:w="140" w:type="dxa"/>
+              <w:top w:w="80" w:type="dxa"/>
+              <w:bottom w:w="80" w:type="dxa"/>
+              <w:left w:w="120" w:type="dxa"/>
+              <w:right w:w="120" w:type="dxa"/>
             </w:tcMar>
             <w:tcBorders>
-              <w:top w:val="single" w:sz="4" w:space="0" w:color="CBD5E1"/>
-              <w:left w:val="single" w:sz="18" w:space="0" w:color="003366"/>
-              <w:bottom w:val="single" w:sz="4" w:space="0" w:color="CBD5E1"/>
-              <w:right w:val="single" w:sz="4" w:space="0" w:color="CBD5E1"/>
+              <w:top w:val="single" w:sz="4" w:space="0" w:color="D6CBBF"/>
+              <w:left w:val="single" w:sz="18" w:space="0" w:color="4A3525"/>
+              <w:bottom w:val="single" w:sz="4" w:space="0" w:color="D6CBBF"/>
+              <w:right w:val="single" w:sz="4" w:space="0" w:color="D6CBBF"/>
             </w:tcBorders>
           </w:tcPr>
           <w:p>
@@ -1670,7 +1710,7 @@
             <w:r>
               <w:rPr>
                 <w:rFonts w:ascii="Consolas" w:hAnsi="Consolas"/>
-                <w:color w:val="1E293B"/>
+                <w:color w:val="3C2D23"/>
                 <w:sz w:val="17"/>
               </w:rPr>
               <w:t>gis_connect/</w:t>
@@ -1725,16 +1765,16 @@
         <w:tc>
           <w:tcPr>
             <w:tcW w:type="dxa" w:w="9461"/>
-            <w:shd w:fill="F0F4F8"/>
+            <w:shd w:fill="F7F3ED"/>
             <w:tcMar>
-              <w:top w:w="120" w:type="dxa"/>
-              <w:bottom w:w="120" w:type="dxa"/>
-              <w:left w:w="180" w:type="dxa"/>
-              <w:right w:w="160" w:type="dxa"/>
+              <w:top w:w="100" w:type="dxa"/>
+              <w:bottom w:w="100" w:type="dxa"/>
+              <w:left w:w="160" w:type="dxa"/>
+              <w:right w:w="140" w:type="dxa"/>
             </w:tcMar>
             <w:tcBorders>
               <w:top w:val="none"/>
-              <w:left w:val="single" w:sz="24" w:space="0" w:color="003366"/>
+              <w:left w:val="single" w:sz="20" w:space="0" w:color="4A3525"/>
               <w:bottom w:val="none"/>
               <w:right w:val="none"/>
             </w:tcBorders>
@@ -1747,18 +1787,18 @@
               <w:rPr>
                 <w:rFonts w:ascii="Calibri" w:hAnsi="Calibri"/>
                 <w:b/>
-                <w:color w:val="003366"/>
-                <w:sz w:val="21"/>
+                <w:color w:val="4A3525"/>
+                <w:sz w:val="20"/>
               </w:rPr>
-              <w:t xml:space="preserve">⚡ TỐI ƯU HÓA LƯU TRỮ: </w:t>
+              <w:t xml:space="preserve">■ TỐI ƯU HÓA LƯU TRỮ: </w:t>
             </w:r>
             <w:r>
               <w:rPr>
                 <w:rFonts w:ascii="Calibri" w:hAnsi="Calibri"/>
-                <w:color w:val="2D3748"/>
-                <w:sz w:val="20"/>
+                <w:color w:val="2C2523"/>
+                <w:sz w:val="19"/>
               </w:rPr>
-              <w:t>Khắc phục hoàn toàn lỗi Google Drive: Mỗi file ảnh trên Server có Direct CDN URL công khai an toàn (hoặc nằm sẵn trên ổ cứng nội bộ). Python Script chỉ cần đọc đường dẫn file_path là lấy được ảnh ngay lập tức trong 0.05 giây, không cần cookie, không cần đăng nhập Google.</w:t>
+              <w:t>Khắc phục hoàn toàn lỗi Google Drive: Mỗi file ảnh trên Server có Direct CDN URL công khai an toàn (hoặc nằm sẵn trên ổ cứng nội bộ). Python Script chỉ cần đọc đường dẫn file_path là lấy được ảnh ngay lập tức trong 0.05 giây, không cần xác thực phức tạp.</w:t>
             </w:r>
           </w:p>
         </w:tc>
@@ -1772,13 +1812,13 @@
     <w:p>
       <w:pPr>
         <w:keepNext/>
-        <w:spacing w:before="360" w:after="120"/>
+        <w:spacing w:before="320" w:after="120"/>
       </w:pPr>
       <w:r>
         <w:rPr>
           <w:rFonts w:ascii="Calibri" w:hAnsi="Calibri"/>
           <w:b/>
-          <w:color w:val="003366"/>
+          <w:color w:val="4A3525"/>
           <w:sz w:val="27"/>
         </w:rPr>
         <w:t>5. BƯỚC 4: PIPELINE LIÊN KẾT PHẦN MỀM BẢN ĐỒ GIS (QGIS / ARCGIS)</w:t>
@@ -1792,8 +1832,8 @@
         <w:rPr>
           <w:rFonts w:ascii="Calibri" w:hAnsi="Calibri"/>
           <w:i w:val="0"/>
-          <w:color w:val="2D3748"/>
-          <w:sz w:val="21"/>
+          <w:color w:val="2C2523"/>
+          <w:sz w:val="20"/>
         </w:rPr>
         <w:t>Để liên kết chặt chẽ với phần mềm GIS, hệ thống có một module tự động chuyển đổi toàn bộ điểm khảo sát và hình ảnh thành định dạng không gian chuẩn GeoJSON / Shapefile:</w:t>
       </w:r>
@@ -1807,7 +1847,7 @@
         <w:rPr>
           <w:rFonts w:ascii="Calibri" w:hAnsi="Calibri"/>
           <w:b/>
-          <w:color w:val="2980B9"/>
+          <w:color w:val="7A5230"/>
           <w:sz w:val="23"/>
         </w:rPr>
         <w:t>A. Cấu Trúc Định Dạng GeoJSON (Chuẩn WGS-84 / EPSG:4326)</w:t>
@@ -1821,8 +1861,8 @@
         <w:rPr>
           <w:rFonts w:ascii="Calibri" w:hAnsi="Calibri"/>
           <w:i w:val="0"/>
-          <w:color w:val="2D3748"/>
-          <w:sz w:val="21"/>
+          <w:color w:val="2C2523"/>
+          <w:sz w:val="20"/>
         </w:rPr>
         <w:t>Tập tin metro2_survey_photos.geojson được tạo ra với cấu trúc chuẩn quốc tế:</w:t>
       </w:r>
@@ -1840,18 +1880,18 @@
         <w:tc>
           <w:tcPr>
             <w:tcW w:type="dxa" w:w="9461"/>
-            <w:shd w:fill="F1F5F9"/>
+            <w:shd w:fill="F4EFE6"/>
             <w:tcMar>
-              <w:top w:w="100" w:type="dxa"/>
-              <w:bottom w:w="100" w:type="dxa"/>
-              <w:left w:w="140" w:type="dxa"/>
-              <w:right w:w="140" w:type="dxa"/>
+              <w:top w:w="80" w:type="dxa"/>
+              <w:bottom w:w="80" w:type="dxa"/>
+              <w:left w:w="120" w:type="dxa"/>
+              <w:right w:w="120" w:type="dxa"/>
             </w:tcMar>
             <w:tcBorders>
-              <w:top w:val="single" w:sz="4" w:space="0" w:color="CBD5E1"/>
-              <w:left w:val="single" w:sz="18" w:space="0" w:color="003366"/>
-              <w:bottom w:val="single" w:sz="4" w:space="0" w:color="CBD5E1"/>
-              <w:right w:val="single" w:sz="4" w:space="0" w:color="CBD5E1"/>
+              <w:top w:val="single" w:sz="4" w:space="0" w:color="D6CBBF"/>
+              <w:left w:val="single" w:sz="18" w:space="0" w:color="4A3525"/>
+              <w:bottom w:val="single" w:sz="4" w:space="0" w:color="D6CBBF"/>
+              <w:right w:val="single" w:sz="4" w:space="0" w:color="D6CBBF"/>
             </w:tcBorders>
           </w:tcPr>
           <w:p>
@@ -1861,7 +1901,7 @@
             <w:r>
               <w:rPr>
                 <w:rFonts w:ascii="Consolas" w:hAnsi="Consolas"/>
-                <w:color w:val="1E293B"/>
+                <w:color w:val="3C2D23"/>
                 <w:sz w:val="17"/>
               </w:rPr>
               <w:t>{</w:t>
@@ -1926,7 +1966,7 @@
         <w:rPr>
           <w:rFonts w:ascii="Calibri" w:hAnsi="Calibri"/>
           <w:b/>
-          <w:color w:val="2980B9"/>
+          <w:color w:val="7A5230"/>
           <w:sz w:val="23"/>
         </w:rPr>
         <w:t>B. Cách Thao Tác Trong Phần Mềm QGIS</w:t>
@@ -1934,72 +1974,96 @@
     </w:p>
     <w:p>
       <w:pPr>
-        <w:pStyle w:val="ListBullet"/>
         <w:spacing w:before="20" w:after="40" w:line="276" w:lineRule="auto"/>
-        <w:ind w:left="360"/>
+        <w:ind w:left="288"/>
       </w:pPr>
       <w:r>
         <w:rPr>
           <w:rFonts w:ascii="Calibri" w:hAnsi="Calibri"/>
           <w:b/>
-          <w:color w:val="2D3748"/>
-          <w:sz w:val="21"/>
+          <w:color w:val="7A5230"/>
+          <w:sz w:val="20"/>
+        </w:rPr>
+        <w:t xml:space="preserve">–  </w:t>
+      </w:r>
+      <w:r>
+        <w:rPr>
+          <w:rFonts w:ascii="Calibri" w:hAnsi="Calibri"/>
+          <w:b/>
+          <w:color w:val="2C2523"/>
+          <w:sz w:val="20"/>
         </w:rPr>
         <w:t xml:space="preserve">1. Nạp bản đồ: </w:t>
       </w:r>
       <w:r>
         <w:rPr>
           <w:rFonts w:ascii="Calibri" w:hAnsi="Calibri"/>
-          <w:color w:val="2D3748"/>
-          <w:sz w:val="21"/>
+          <w:color w:val="2C2523"/>
+          <w:sz w:val="20"/>
         </w:rPr>
         <w:t>Kéo thả trực tiếp file metro2_survey_photos.geojson vào không gian làm việc của QGIS. Toàn bộ các chấm điểm khảo sát sẽ xuất hiện chuẩn xác dọc theo hành lang tuyến Metro 2.</w:t>
       </w:r>
     </w:p>
     <w:p>
       <w:pPr>
-        <w:pStyle w:val="ListBullet"/>
         <w:spacing w:before="20" w:after="40" w:line="276" w:lineRule="auto"/>
-        <w:ind w:left="360"/>
+        <w:ind w:left="288"/>
       </w:pPr>
       <w:r>
         <w:rPr>
           <w:rFonts w:ascii="Calibri" w:hAnsi="Calibri"/>
           <w:b/>
-          <w:color w:val="2D3748"/>
-          <w:sz w:val="21"/>
+          <w:color w:val="7A5230"/>
+          <w:sz w:val="20"/>
+        </w:rPr>
+        <w:t xml:space="preserve">–  </w:t>
+      </w:r>
+      <w:r>
+        <w:rPr>
+          <w:rFonts w:ascii="Calibri" w:hAnsi="Calibri"/>
+          <w:b/>
+          <w:color w:val="2C2523"/>
+          <w:sz w:val="20"/>
         </w:rPr>
         <w:t xml:space="preserve">2. Bảng thuộc tính: </w:t>
       </w:r>
       <w:r>
         <w:rPr>
           <w:rFonts w:ascii="Calibri" w:hAnsi="Calibri"/>
-          <w:color w:val="2D3748"/>
-          <w:sz w:val="21"/>
+          <w:color w:val="2C2523"/>
+          <w:sz w:val="20"/>
         </w:rPr>
         <w:t>Trong bảng thuộc tính (Attribute Table), mỗi điểm đều có đầy đủ thông tin mã Ga, loại hạng mục ảnh, thời gian chụp.</w:t>
       </w:r>
     </w:p>
     <w:p>
       <w:pPr>
-        <w:pStyle w:val="ListBullet"/>
         <w:spacing w:before="20" w:after="40" w:line="276" w:lineRule="auto"/>
-        <w:ind w:left="360"/>
+        <w:ind w:left="288"/>
       </w:pPr>
       <w:r>
         <w:rPr>
           <w:rFonts w:ascii="Calibri" w:hAnsi="Calibri"/>
           <w:b/>
-          <w:color w:val="2D3748"/>
-          <w:sz w:val="21"/>
+          <w:color w:val="7A5230"/>
+          <w:sz w:val="20"/>
+        </w:rPr>
+        <w:t xml:space="preserve">–  </w:t>
+      </w:r>
+      <w:r>
+        <w:rPr>
+          <w:rFonts w:ascii="Calibri" w:hAnsi="Calibri"/>
+          <w:b/>
+          <w:color w:val="2C2523"/>
+          <w:sz w:val="20"/>
         </w:rPr>
         <w:t xml:space="preserve">3. Xem ảnh trực quan (Map Tip): </w:t>
       </w:r>
       <w:r>
         <w:rPr>
           <w:rFonts w:ascii="Calibri" w:hAnsi="Calibri"/>
-          <w:color w:val="2D3748"/>
-          <w:sz w:val="21"/>
+          <w:color w:val="2C2523"/>
+          <w:sz w:val="20"/>
         </w:rPr>
         <w:t>Vào Layer Properties -&gt; HTML Map Tip, chèn đoạn mã hiển thị ảnh: &lt;img src="[%local_path%]" width="300"/&gt;. Khi rê chuột vào bất kỳ điểm khảo sát nào trên bản đồ, bức ảnh thực địa tương ứng sẽ lập tức hiện ra trực quan ngay tại chỗ!</w:t>
       </w:r>
@@ -2007,13 +2071,13 @@
     <w:p>
       <w:pPr>
         <w:keepNext/>
-        <w:spacing w:before="360" w:after="120"/>
+        <w:spacing w:before="320" w:after="120"/>
       </w:pPr>
       <w:r>
         <w:rPr>
           <w:rFonts w:ascii="Calibri" w:hAnsi="Calibri"/>
           <w:b/>
-          <w:color w:val="003366"/>
+          <w:color w:val="4A3525"/>
           <w:sz w:val="27"/>
         </w:rPr>
         <w:t>6. BƯỚC 5: PIPELINE TỰ ĐỘNG XUẤT BÁO CÁO WORD / PDF</w:t>
@@ -2027,10 +2091,10 @@
         <w:rPr>
           <w:rFonts w:ascii="Calibri" w:hAnsi="Calibri"/>
           <w:i w:val="0"/>
-          <w:color w:val="2D3748"/>
-          <w:sz w:val="21"/>
+          <w:color w:val="2C2523"/>
+          <w:sz w:val="20"/>
         </w:rPr>
-        <w:t>Đây là khâu cuối cùng mang lại giá trị thực tế cao nhất: Chuyển toàn bộ dữ liệu hiện trường thành báo cáo kỹ thuật hoàn chỉnh mà không cần con người nhúng tay:</w:t>
+        <w:t>Đây là khâu cuối cùng mang lại giá trị thực tế cao: Chuyển toàn bộ dữ liệu hiện trường thành báo cáo kỹ thuật hoàn chỉnh mà không cần xử lý thủ công:</w:t>
       </w:r>
     </w:p>
     <w:p>
@@ -2042,7 +2106,7 @@
         <w:rPr>
           <w:rFonts w:ascii="Calibri" w:hAnsi="Calibri"/>
           <w:b/>
-          <w:color w:val="2980B9"/>
+          <w:color w:val="7A5230"/>
           <w:sz w:val="23"/>
         </w:rPr>
         <w:t>A. Cơ Chế Truy Cập Dữ Liệu Của Script Báo Cáo</w:t>
@@ -2056,104 +2120,136 @@
         <w:rPr>
           <w:rFonts w:ascii="Calibri" w:hAnsi="Calibri"/>
           <w:i w:val="0"/>
-          <w:color w:val="2D3748"/>
-          <w:sz w:val="21"/>
+          <w:color w:val="2C2523"/>
+          <w:sz w:val="20"/>
         </w:rPr>
-        <w:t>Script Python (sử dụng thư viện python-docx và docxtpl) thực thi quy trình theo 4 bước liên hoàn:</w:t>
+        <w:t>Script Python thực thi quy trình theo 4 bước liên hoàn:</w:t>
       </w:r>
     </w:p>
     <w:p>
       <w:pPr>
-        <w:pStyle w:val="ListBullet"/>
         <w:spacing w:before="20" w:after="40" w:line="276" w:lineRule="auto"/>
-        <w:ind w:left="360"/>
+        <w:ind w:left="288"/>
       </w:pPr>
       <w:r>
         <w:rPr>
           <w:rFonts w:ascii="Calibri" w:hAnsi="Calibri"/>
           <w:b/>
-          <w:color w:val="2D3748"/>
-          <w:sz w:val="21"/>
+          <w:color w:val="7A5230"/>
+          <w:sz w:val="20"/>
+        </w:rPr>
+        <w:t xml:space="preserve">–  </w:t>
+      </w:r>
+      <w:r>
+        <w:rPr>
+          <w:rFonts w:ascii="Calibri" w:hAnsi="Calibri"/>
+          <w:b/>
+          <w:color w:val="2C2523"/>
+          <w:sz w:val="20"/>
         </w:rPr>
         <w:t xml:space="preserve">Bước 1 (Đọc Mẫu): </w:t>
       </w:r>
       <w:r>
         <w:rPr>
           <w:rFonts w:ascii="Calibri" w:hAnsi="Calibri"/>
-          <w:color w:val="2D3748"/>
-          <w:sz w:val="21"/>
+          <w:color w:val="2C2523"/>
+          <w:sz w:val="20"/>
         </w:rPr>
         <w:t>Đọc file mẫu Template_BaoCao_Ga.docx đã được định dạng sẵn tiêu đề, khung viền, bảng biểu kỹ thuật và các khung chèn ảnh tỷ lệ 4:3.</w:t>
       </w:r>
     </w:p>
     <w:p>
       <w:pPr>
-        <w:pStyle w:val="ListBullet"/>
         <w:spacing w:before="20" w:after="40" w:line="276" w:lineRule="auto"/>
-        <w:ind w:left="360"/>
+        <w:ind w:left="288"/>
       </w:pPr>
       <w:r>
         <w:rPr>
           <w:rFonts w:ascii="Calibri" w:hAnsi="Calibri"/>
           <w:b/>
-          <w:color w:val="2D3748"/>
-          <w:sz w:val="21"/>
+          <w:color w:val="7A5230"/>
+          <w:sz w:val="20"/>
+        </w:rPr>
+        <w:t xml:space="preserve">–  </w:t>
+      </w:r>
+      <w:r>
+        <w:rPr>
+          <w:rFonts w:ascii="Calibri" w:hAnsi="Calibri"/>
+          <w:b/>
+          <w:color w:val="2C2523"/>
+          <w:sz w:val="20"/>
         </w:rPr>
         <w:t xml:space="preserve">Bước 2 (Bơm Số Liệu): </w:t>
       </w:r>
       <w:r>
         <w:rPr>
           <w:rFonts w:ascii="Calibri" w:hAnsi="Calibri"/>
-          <w:color w:val="2D3748"/>
-          <w:sz w:val="21"/>
+          <w:color w:val="2C2523"/>
+          <w:sz w:val="20"/>
         </w:rPr>
         <w:t>Kết nối vào Database (hoặc đọc file JSON của Ga cần xuất, ví dụ S1_PhanVanHon.json) để trích xuất số liệu vỉa hè, đánh giá đi bộ, hiện trạng xe buýt.</w:t>
       </w:r>
     </w:p>
     <w:p>
       <w:pPr>
-        <w:pStyle w:val="ListBullet"/>
         <w:spacing w:before="20" w:after="40" w:line="276" w:lineRule="auto"/>
-        <w:ind w:left="360"/>
+        <w:ind w:left="288"/>
       </w:pPr>
       <w:r>
         <w:rPr>
           <w:rFonts w:ascii="Calibri" w:hAnsi="Calibri"/>
           <w:b/>
-          <w:color w:val="2D3748"/>
-          <w:sz w:val="21"/>
+          <w:color w:val="7A5230"/>
+          <w:sz w:val="20"/>
+        </w:rPr>
+        <w:t xml:space="preserve">–  </w:t>
+      </w:r>
+      <w:r>
+        <w:rPr>
+          <w:rFonts w:ascii="Calibri" w:hAnsi="Calibri"/>
+          <w:b/>
+          <w:color w:val="2C2523"/>
+          <w:sz w:val="20"/>
         </w:rPr>
         <w:t xml:space="preserve">Bước 3 (Chèn Ảnh Tự Động): </w:t>
       </w:r>
       <w:r>
         <w:rPr>
           <w:rFonts w:ascii="Calibri" w:hAnsi="Calibri"/>
-          <w:color w:val="2D3748"/>
-          <w:sz w:val="21"/>
+          <w:color w:val="2C2523"/>
+          <w:sz w:val="20"/>
         </w:rPr>
         <w:t>Script tự động quét thư mục data/photos/S1/ để nhặt đúng 6 file ảnh đã mã hóa (S1_A1.jpg, S1_A2.jpg, ... S1_A6.jpg). Tự động điều chỉnh kích thước ảnh vừa khít ô bảng trong Word.</w:t>
       </w:r>
     </w:p>
     <w:p>
       <w:pPr>
-        <w:pStyle w:val="ListBullet"/>
         <w:spacing w:before="20" w:after="40" w:line="276" w:lineRule="auto"/>
-        <w:ind w:left="360"/>
+        <w:ind w:left="288"/>
       </w:pPr>
       <w:r>
         <w:rPr>
           <w:rFonts w:ascii="Calibri" w:hAnsi="Calibri"/>
           <w:b/>
-          <w:color w:val="2D3748"/>
-          <w:sz w:val="21"/>
+          <w:color w:val="7A5230"/>
+          <w:sz w:val="20"/>
+        </w:rPr>
+        <w:t xml:space="preserve">–  </w:t>
+      </w:r>
+      <w:r>
+        <w:rPr>
+          <w:rFonts w:ascii="Calibri" w:hAnsi="Calibri"/>
+          <w:b/>
+          <w:color w:val="2C2523"/>
+          <w:sz w:val="20"/>
         </w:rPr>
         <w:t xml:space="preserve">Bước 4 (Xuất Báo Cáo): </w:t>
       </w:r>
       <w:r>
         <w:rPr>
           <w:rFonts w:ascii="Calibri" w:hAnsi="Calibri"/>
-          <w:color w:val="2D3748"/>
-          <w:sz w:val="21"/>
+          <w:color w:val="2C2523"/>
+          <w:sz w:val="20"/>
         </w:rPr>
         <w:t>Lưu file thành BaoCao_KhaoSat_Ga_S1_PhanVanHon.docx và tự động chuyển đổi sang PDF nếu cần bàn giao.</w:t>
       </w:r>
@@ -2167,7 +2263,7 @@
         <w:rPr>
           <w:rFonts w:ascii="Calibri" w:hAnsi="Calibri"/>
           <w:b/>
-          <w:color w:val="2980B9"/>
+          <w:color w:val="7A5230"/>
           <w:sz w:val="23"/>
         </w:rPr>
         <w:t>B. Đoạn Mã Mẫu Python Tự Động Chèn Ảnh Vào Word</w:t>
@@ -2186,18 +2282,18 @@
         <w:tc>
           <w:tcPr>
             <w:tcW w:type="dxa" w:w="9461"/>
-            <w:shd w:fill="F1F5F9"/>
+            <w:shd w:fill="F4EFE6"/>
             <w:tcMar>
-              <w:top w:w="100" w:type="dxa"/>
-              <w:bottom w:w="100" w:type="dxa"/>
-              <w:left w:w="140" w:type="dxa"/>
-              <w:right w:w="140" w:type="dxa"/>
+              <w:top w:w="80" w:type="dxa"/>
+              <w:bottom w:w="80" w:type="dxa"/>
+              <w:left w:w="120" w:type="dxa"/>
+              <w:right w:w="120" w:type="dxa"/>
             </w:tcMar>
             <w:tcBorders>
-              <w:top w:val="single" w:sz="4" w:space="0" w:color="CBD5E1"/>
-              <w:left w:val="single" w:sz="18" w:space="0" w:color="003366"/>
-              <w:bottom w:val="single" w:sz="4" w:space="0" w:color="CBD5E1"/>
-              <w:right w:val="single" w:sz="4" w:space="0" w:color="CBD5E1"/>
+              <w:top w:val="single" w:sz="4" w:space="0" w:color="D6CBBF"/>
+              <w:left w:val="single" w:sz="18" w:space="0" w:color="4A3525"/>
+              <w:bottom w:val="single" w:sz="4" w:space="0" w:color="D6CBBF"/>
+              <w:right w:val="single" w:sz="4" w:space="0" w:color="D6CBBF"/>
             </w:tcBorders>
           </w:tcPr>
           <w:p>
@@ -2207,7 +2303,7 @@
             <w:r>
               <w:rPr>
                 <w:rFonts w:ascii="Consolas" w:hAnsi="Consolas"/>
-                <w:color w:val="1E293B"/>
+                <w:color w:val="3C2D23"/>
                 <w:sz w:val="17"/>
               </w:rPr>
               <w:t>import os</w:t>
@@ -2273,13 +2369,13 @@
     <w:p>
       <w:pPr>
         <w:keepNext/>
-        <w:spacing w:before="360" w:after="120"/>
+        <w:spacing w:before="320" w:after="120"/>
       </w:pPr>
       <w:r>
         <w:rPr>
           <w:rFonts w:ascii="Calibri" w:hAnsi="Calibri"/>
           <w:b/>
-          <w:color w:val="003366"/>
+          <w:color w:val="4A3525"/>
           <w:sz w:val="27"/>
         </w:rPr>
         <w:t>7. BẢNG TỔNG HỢP HIỆU QUẢ WORKFLOW MỚI SO VỚI QUY TRÌNH CŨ</w:t>
@@ -2291,12 +2387,12 @@
         <w:jc w:val="center"/>
         <w:tblLook w:firstColumn="1" w:firstRow="1" w:lastColumn="0" w:lastRow="0" w:noHBand="0" w:noVBand="1" w:val="04A0"/>
         <w:tblBorders>
-          <w:top w:val="single" w:sz="4" w:space="0" w:color="D0D7DE"/>
-          <w:left w:val="single" w:sz="4" w:space="0" w:color="D0D7DE"/>
-          <w:bottom w:val="single" w:sz="4" w:space="0" w:color="D0D7DE"/>
-          <w:right w:val="single" w:sz="4" w:space="0" w:color="D0D7DE"/>
-          <w:insideH w:val="single" w:sz="4" w:space="0" w:color="D0D7DE"/>
-          <w:insideV w:val="single" w:sz="4" w:space="0" w:color="D0D7DE"/>
+          <w:top w:val="single" w:sz="4" w:space="0" w:color="D6CBBF"/>
+          <w:left w:val="single" w:sz="4" w:space="0" w:color="D6CBBF"/>
+          <w:bottom w:val="single" w:sz="4" w:space="0" w:color="D6CBBF"/>
+          <w:right w:val="single" w:sz="4" w:space="0" w:color="D6CBBF"/>
+          <w:insideH w:val="single" w:sz="4" w:space="0" w:color="D6CBBF"/>
+          <w:insideV w:val="single" w:sz="4" w:space="0" w:color="D6CBBF"/>
         </w:tblBorders>
       </w:tblPr>
       <w:tblGrid>
@@ -2308,7 +2404,7 @@
         <w:tc>
           <w:tcPr>
             <w:tcW w:type="dxa" w:w="3154"/>
-            <w:shd w:fill="003366"/>
+            <w:shd w:fill="4A3525"/>
             <w:tcMar>
               <w:top w:w="100" w:type="dxa"/>
               <w:bottom w:w="100" w:type="dxa"/>
@@ -2331,7 +2427,7 @@
         <w:tc>
           <w:tcPr>
             <w:tcW w:type="dxa" w:w="3154"/>
-            <w:shd w:fill="003366"/>
+            <w:shd w:fill="4A3525"/>
             <w:tcMar>
               <w:top w:w="100" w:type="dxa"/>
               <w:bottom w:w="100" w:type="dxa"/>
@@ -2354,7 +2450,7 @@
         <w:tc>
           <w:tcPr>
             <w:tcW w:type="dxa" w:w="3154"/>
-            <w:shd w:fill="003366"/>
+            <w:shd w:fill="4A3525"/>
             <w:tcMar>
               <w:top w:w="100" w:type="dxa"/>
               <w:bottom w:w="100" w:type="dxa"/>
@@ -2379,7 +2475,7 @@
         <w:tc>
           <w:tcPr>
             <w:tcW w:type="dxa" w:w="3154"/>
-            <w:shd w:fill="F8FAFC"/>
+            <w:shd w:fill="FAF7F2"/>
             <w:tcMar>
               <w:top w:w="80" w:type="dxa"/>
               <w:bottom w:w="80" w:type="dxa"/>
@@ -2392,7 +2488,7 @@
               <w:rPr>
                 <w:rFonts w:ascii="Calibri" w:hAnsi="Calibri"/>
                 <w:b/>
-                <w:color w:val="003366"/>
+                <w:color w:val="4A3525"/>
                 <w:sz w:val="19"/>
               </w:rPr>
               <w:t>Tên file ảnh</w:t>
@@ -2402,7 +2498,7 @@
         <w:tc>
           <w:tcPr>
             <w:tcW w:type="dxa" w:w="3154"/>
-            <w:shd w:fill="F8FAFC"/>
+            <w:shd w:fill="FAF7F2"/>
             <w:tcMar>
               <w:top w:w="80" w:type="dxa"/>
               <w:bottom w:w="80" w:type="dxa"/>
@@ -2423,7 +2519,7 @@
         <w:tc>
           <w:tcPr>
             <w:tcW w:type="dxa" w:w="3154"/>
-            <w:shd w:fill="F8FAFC"/>
+            <w:shd w:fill="FAF7F2"/>
             <w:tcMar>
               <w:top w:w="80" w:type="dxa"/>
               <w:bottom w:w="80" w:type="dxa"/>
@@ -2435,7 +2531,7 @@
             <w:r>
               <w:rPr>
                 <w:rFonts w:ascii="Calibri" w:hAnsi="Calibri"/>
-                <w:color w:val="146E28"/>
+                <w:color w:val="785028"/>
                 <w:sz w:val="19"/>
               </w:rPr>
               <w:t>Tự động chuẩn hóa: S1_A1_HienTrang.jpg, nhận diện ngay lập tức.</w:t>
@@ -2460,7 +2556,7 @@
               <w:rPr>
                 <w:rFonts w:ascii="Calibri" w:hAnsi="Calibri"/>
                 <w:b/>
-                <w:color w:val="003366"/>
+                <w:color w:val="4A3525"/>
                 <w:sz w:val="19"/>
               </w:rPr>
               <w:t>Quyền truy cập ảnh</w:t>
@@ -2503,7 +2599,7 @@
             <w:r>
               <w:rPr>
                 <w:rFonts w:ascii="Calibri" w:hAnsi="Calibri"/>
-                <w:color w:val="146E28"/>
+                <w:color w:val="785028"/>
                 <w:sz w:val="19"/>
               </w:rPr>
               <w:t>Lưu trữ nội bộ / CDN Direct URL, code truy cập trực tiếp 100%.</w:t>
@@ -2515,7 +2611,7 @@
         <w:tc>
           <w:tcPr>
             <w:tcW w:type="dxa" w:w="3154"/>
-            <w:shd w:fill="F8FAFC"/>
+            <w:shd w:fill="FAF7F2"/>
             <w:tcMar>
               <w:top w:w="80" w:type="dxa"/>
               <w:bottom w:w="80" w:type="dxa"/>
@@ -2528,7 +2624,7 @@
               <w:rPr>
                 <w:rFonts w:ascii="Calibri" w:hAnsi="Calibri"/>
                 <w:b/>
-                <w:color w:val="003366"/>
+                <w:color w:val="4A3525"/>
                 <w:sz w:val="19"/>
               </w:rPr>
               <w:t>Dung lượng tải ảnh</w:t>
@@ -2538,7 +2634,7 @@
         <w:tc>
           <w:tcPr>
             <w:tcW w:type="dxa" w:w="3154"/>
-            <w:shd w:fill="F8FAFC"/>
+            <w:shd w:fill="FAF7F2"/>
             <w:tcMar>
               <w:top w:w="80" w:type="dxa"/>
               <w:bottom w:w="80" w:type="dxa"/>
@@ -2559,7 +2655,7 @@
         <w:tc>
           <w:tcPr>
             <w:tcW w:type="dxa" w:w="3154"/>
-            <w:shd w:fill="F8FAFC"/>
+            <w:shd w:fill="FAF7F2"/>
             <w:tcMar>
               <w:top w:w="80" w:type="dxa"/>
               <w:bottom w:w="80" w:type="dxa"/>
@@ -2571,7 +2667,7 @@
             <w:r>
               <w:rPr>
                 <w:rFonts w:ascii="Calibri" w:hAnsi="Calibri"/>
-                <w:color w:val="146E28"/>
+                <w:color w:val="785028"/>
                 <w:sz w:val="19"/>
               </w:rPr>
               <w:t>Tự động nén tại máy khách còn ~700KB, gửi nhanh dưới 1 giây.</w:t>
@@ -2596,7 +2692,7 @@
               <w:rPr>
                 <w:rFonts w:ascii="Calibri" w:hAnsi="Calibri"/>
                 <w:b/>
-                <w:color w:val="003366"/>
+                <w:color w:val="4A3525"/>
                 <w:sz w:val="19"/>
               </w:rPr>
               <w:t>Liên kết phần mềm GIS</w:t>
@@ -2639,7 +2735,7 @@
             <w:r>
               <w:rPr>
                 <w:rFonts w:ascii="Calibri" w:hAnsi="Calibri"/>
-                <w:color w:val="146E28"/>
+                <w:color w:val="785028"/>
                 <w:sz w:val="19"/>
               </w:rPr>
               <w:t>Tự động sinh GeoJSON, kéo vào QGIS hiện ngay điểm kèm ảnh.</w:t>
@@ -2651,7 +2747,7 @@
         <w:tc>
           <w:tcPr>
             <w:tcW w:type="dxa" w:w="3154"/>
-            <w:shd w:fill="F8FAFC"/>
+            <w:shd w:fill="FAF7F2"/>
             <w:tcMar>
               <w:top w:w="80" w:type="dxa"/>
               <w:bottom w:w="80" w:type="dxa"/>
@@ -2664,7 +2760,7 @@
               <w:rPr>
                 <w:rFonts w:ascii="Calibri" w:hAnsi="Calibri"/>
                 <w:b/>
-                <w:color w:val="003366"/>
+                <w:color w:val="4A3525"/>
                 <w:sz w:val="19"/>
               </w:rPr>
               <w:t>Thời gian làm báo cáo</w:t>
@@ -2674,7 +2770,7 @@
         <w:tc>
           <w:tcPr>
             <w:tcW w:type="dxa" w:w="3154"/>
-            <w:shd w:fill="F8FAFC"/>
+            <w:shd w:fill="FAF7F2"/>
             <w:tcMar>
               <w:top w:w="80" w:type="dxa"/>
               <w:bottom w:w="80" w:type="dxa"/>
@@ -2695,7 +2791,7 @@
         <w:tc>
           <w:tcPr>
             <w:tcW w:type="dxa" w:w="3154"/>
-            <w:shd w:fill="F8FAFC"/>
+            <w:shd w:fill="FAF7F2"/>
             <w:tcMar>
               <w:top w:w="80" w:type="dxa"/>
               <w:bottom w:w="80" w:type="dxa"/>
@@ -2707,7 +2803,7 @@
             <w:r>
               <w:rPr>
                 <w:rFonts w:ascii="Calibri" w:hAnsi="Calibri"/>
-                <w:color w:val="146E28"/>
+                <w:color w:val="785028"/>
                 <w:sz w:val="19"/>
               </w:rPr>
               <w:t>Tự động hóa hoàn toàn bằng Python: 2 - 3 giây cho 01 nhà ga.</w:t>
